--- a/Practicals/Week-9/KARKALA_SHIVA_REDDY_2520030105_Week_9_DB_DS_Practical.docx
+++ b/Practicals/Week-9/KARKALA_SHIVA_REDDY_2520030105_Week_9_DB_DS_Practical.docx
@@ -1372,7 +1372,7 @@
           <w:color w:val="555555"/>
           <w:sz w:val="20"/>
         </w:rPr>
-        <w:t>Note: the MongoDB connection string is supplied through the MONGO_URI environment variable. The local verification used mongodb://127.0.0.1:27017/student_records; no credentials or .env file are included in the repository.</w:t>
+        <w:t>Prerequisites and note: Node.js/npm, MongoDB Community Server (or MongoDB Atlas for deployment), a browser, and VS Code/PowerShell were used. The MongoDB connection string is supplied through the MONGO_URI environment variable. The local verification used mongodb://127.0.0.1:27017/student_records; no credentials or .env file are included in the repository.</w:t>
       </w:r>
     </w:p>
     <w:p>
